--- a/Helados.docx
+++ b/Helados.docx
@@ -97,13 +97,8 @@
           <w:numId w:val="2"/>
         </w:numPr>
       </w:pPr>
-      <w:proofErr w:type="spellStart"/>
-      <w:r>
-        <w:t>Pagina</w:t>
-      </w:r>
-      <w:proofErr w:type="spellEnd"/>
-      <w:r>
-        <w:t xml:space="preserve"> principal: en la </w:t>
+      <w:r>
+        <w:t xml:space="preserve">Pagina principal: en la </w:t>
       </w:r>
       <w:r>
         <w:t>página</w:t>
@@ -356,23 +351,7 @@
         </w:numPr>
       </w:pPr>
       <w:r>
-        <w:t xml:space="preserve">Una vez realizados los pedidos, estos aparecerán en esta pestaña con cajones donde pondrá el nombre de la persona o entidad que </w:t>
-      </w:r>
-      <w:proofErr w:type="spellStart"/>
-      <w:r>
-        <w:t>esta</w:t>
-      </w:r>
-      <w:proofErr w:type="spellEnd"/>
-      <w:r>
-        <w:t xml:space="preserve"> haciendo el encargo, la cantidad de encargo, la fecha de entrega y un contador con la cantidad de días que faltan para la fecha de entrega, también un botón donde se marcara si ya se realizó la entrega y también la fecha que se realizó la entrega. Al darle click al cajón se podrá ver </w:t>
-      </w:r>
-      <w:proofErr w:type="spellStart"/>
-      <w:r>
-        <w:t>mas</w:t>
-      </w:r>
-      <w:proofErr w:type="spellEnd"/>
-      <w:r>
-        <w:t xml:space="preserve"> a detalle la información del pedido</w:t>
+        <w:t>Una vez realizados los pedidos, estos aparecerán en esta pestaña con cajones donde pondrá el nombre de la persona o entidad que esta haciendo el encargo, la cantidad de encargo, la fecha de entrega y un contador con la cantidad de días que faltan para la fecha de entrega, también un botón donde se marcara si ya se realizó la entrega y también la fecha que se realizó la entrega. Al darle click al cajón se podrá ver mas a detalle la información del pedido</w:t>
       </w:r>
     </w:p>
     <w:p>
@@ -411,15 +390,7 @@
         </w:numPr>
       </w:pPr>
       <w:r>
-        <w:t xml:space="preserve">Resumen de gastos: En este menú, se mostrarán cajones con los meses de bajo los valores con el total de gastos, el total de ingresos y las ganancias del mes. Al ingresar al mes, se podrá ver </w:t>
-      </w:r>
-      <w:proofErr w:type="spellStart"/>
-      <w:r>
-        <w:t>mas</w:t>
-      </w:r>
-      <w:proofErr w:type="spellEnd"/>
-      <w:r>
-        <w:t xml:space="preserve"> a detalle la información mostrando las compras detalladas, las ventas detalladas y las ganancias. También, en la misma pestaña, se podrá ver un gráfico de líneas que muestre los gastos (De color rojo) los ingresos (De color azul) y las ganancias (De color verde) de todos los meses </w:t>
+        <w:t xml:space="preserve">Resumen de gastos: En este menú, se mostrarán cajones con los meses de bajo los valores con el total de gastos, el total de ingresos y las ganancias del mes. Al ingresar al mes, se podrá ver mas a detalle la información mostrando las compras detalladas, las ventas detalladas y las ganancias. También, en la misma pestaña, se podrá ver un gráfico de líneas que muestre los gastos (De color rojo) los ingresos (De color azul) y las ganancias (De color verde) de todos los meses </w:t>
       </w:r>
     </w:p>
     <w:p/>
@@ -463,262 +434,30 @@
     </w:p>
     <w:p>
       <w:r>
-        <w:t xml:space="preserve">cuando se pase el mouse por la pestaña, que solo cambie el color del </w:t>
-      </w:r>
-      <w:proofErr w:type="gramStart"/>
-      <w:r>
-        <w:t>texto</w:t>
-      </w:r>
-      <w:proofErr w:type="gramEnd"/>
-      <w:r>
-        <w:t xml:space="preserve"> pero el box - </w:t>
-      </w:r>
-      <w:proofErr w:type="spellStart"/>
-      <w:r>
-        <w:t>shadow</w:t>
-      </w:r>
-      <w:proofErr w:type="spellEnd"/>
-      <w:r>
-        <w:t xml:space="preserve"> quedara blanco, ya una vez que se seleccione la pestaña, ahora si se </w:t>
-      </w:r>
-      <w:proofErr w:type="spellStart"/>
-      <w:r>
-        <w:t>cmabiara</w:t>
-      </w:r>
-      <w:proofErr w:type="spellEnd"/>
-      <w:r>
-        <w:t xml:space="preserve"> el Box - Shadow por el color indicado y el texto </w:t>
-      </w:r>
-      <w:proofErr w:type="spellStart"/>
-      <w:r>
-        <w:t>sera</w:t>
-      </w:r>
-      <w:proofErr w:type="spellEnd"/>
-      <w:r>
-        <w:t xml:space="preserve"> blanco</w:t>
-      </w:r>
-    </w:p>
-    <w:p>
-      <w:r>
-        <w:t xml:space="preserve">Al pasar el mouse por una pestaña ya seleccionada, el </w:t>
-      </w:r>
-      <w:proofErr w:type="spellStart"/>
-      <w:r>
-        <w:t>titulo</w:t>
-      </w:r>
-      <w:proofErr w:type="spellEnd"/>
+        <w:t>cuando se pase el mouse por la pestaña, que solo cambie el color del texto pero el box - shadow quedara blanco, ya una vez que se seleccione la pestaña, ahora si se cmabiara el Box - Shadow por el color indicado y el texto sera blanco</w:t>
+      </w:r>
+    </w:p>
+    <w:p>
+      <w:r>
+        <w:t>Al pasar el mouse por una pestaña ya seleccionada, el titulo</w:t>
+      </w:r>
       <w:r>
         <w:t xml:space="preserve"> de esta será de color blanco</w:t>
       </w:r>
     </w:p>
     <w:p>
       <w:r>
-        <w:t xml:space="preserve">en ventas, pedidos y compras, en la parte de abajo a la derecha, pon un </w:t>
-      </w:r>
-      <w:proofErr w:type="spellStart"/>
-      <w:r>
-        <w:t>circulo</w:t>
-      </w:r>
-      <w:proofErr w:type="spellEnd"/>
-      <w:r>
-        <w:t xml:space="preserve"> con el icono de un tarro de basura en color negro, al seleccionar esta </w:t>
-      </w:r>
-      <w:proofErr w:type="spellStart"/>
-      <w:r>
-        <w:t>opcion</w:t>
-      </w:r>
-      <w:proofErr w:type="spellEnd"/>
-      <w:r>
-        <w:t xml:space="preserve">, me </w:t>
-      </w:r>
-      <w:proofErr w:type="spellStart"/>
-      <w:r>
-        <w:t>permitira</w:t>
-      </w:r>
-      <w:proofErr w:type="spellEnd"/>
-      <w:r>
-        <w:t xml:space="preserve"> seleccionar los registros que deseo eliminar. Al eliminar cualquier registro, este se </w:t>
-      </w:r>
-      <w:proofErr w:type="gramStart"/>
+        <w:t xml:space="preserve">en ventas, pedidos y compras, en la parte de abajo a la derecha, pon un circulo con el icono de un tarro de basura en color negro, al seleccionar esta opcion, me permitira seleccionar los registros que deseo eliminar. Al eliminar cualquier registro, este se </w:t>
+      </w:r>
       <w:r>
         <w:lastRenderedPageBreak/>
-        <w:t>enviara</w:t>
-      </w:r>
-      <w:proofErr w:type="gramEnd"/>
-      <w:r>
-        <w:t xml:space="preserve"> a una papelera de reciclaje, que </w:t>
-      </w:r>
-      <w:proofErr w:type="spellStart"/>
-      <w:r>
-        <w:t>estara</w:t>
-      </w:r>
-      <w:proofErr w:type="spellEnd"/>
-      <w:r>
-        <w:t xml:space="preserve"> ubicada en el </w:t>
-      </w:r>
-      <w:proofErr w:type="spellStart"/>
-      <w:r>
-        <w:t>menu</w:t>
-      </w:r>
-      <w:proofErr w:type="spellEnd"/>
-      <w:r>
-        <w:t xml:space="preserve"> lateral en la parte inferior del todo representada de color negro. dentro de la papelea de reciclaje </w:t>
-      </w:r>
-      <w:proofErr w:type="spellStart"/>
-      <w:r>
-        <w:t>apareceran</w:t>
-      </w:r>
-      <w:proofErr w:type="spellEnd"/>
-      <w:r>
-        <w:t xml:space="preserve"> todos los </w:t>
-      </w:r>
-      <w:proofErr w:type="spellStart"/>
-      <w:r>
-        <w:t>refistros</w:t>
-      </w:r>
-      <w:proofErr w:type="spellEnd"/>
-      <w:r>
-        <w:t xml:space="preserve"> eliminados y una </w:t>
-      </w:r>
-      <w:proofErr w:type="spellStart"/>
-      <w:r>
-        <w:t>opcion</w:t>
-      </w:r>
-      <w:proofErr w:type="spellEnd"/>
-      <w:r>
-        <w:t xml:space="preserve"> de vaciar papelera, lo que eliminara los registros de manera permanente. </w:t>
-      </w:r>
-      <w:proofErr w:type="spellStart"/>
-      <w:r>
-        <w:t>tambien</w:t>
-      </w:r>
-      <w:proofErr w:type="spellEnd"/>
-      <w:r>
-        <w:t xml:space="preserve">, al seleccionar los registros eliminados, </w:t>
-      </w:r>
-      <w:proofErr w:type="spellStart"/>
-      <w:r>
-        <w:t>apareceran</w:t>
-      </w:r>
-      <w:proofErr w:type="spellEnd"/>
-      <w:r>
-        <w:t xml:space="preserve"> 3 opciones, una que </w:t>
-      </w:r>
-      <w:proofErr w:type="spellStart"/>
-      <w:r>
-        <w:t>sera</w:t>
-      </w:r>
-      <w:proofErr w:type="spellEnd"/>
-      <w:r>
-        <w:t xml:space="preserve"> </w:t>
-      </w:r>
-      <w:proofErr w:type="spellStart"/>
-      <w:r>
-        <w:t>visualizar,con</w:t>
-      </w:r>
-      <w:proofErr w:type="spellEnd"/>
-      <w:r>
-        <w:t xml:space="preserve"> esta podremos ver toda la </w:t>
-      </w:r>
-      <w:proofErr w:type="spellStart"/>
-      <w:r>
-        <w:t>informacion</w:t>
-      </w:r>
-      <w:proofErr w:type="spellEnd"/>
-      <w:r>
-        <w:t xml:space="preserve"> de ese registro. Otra </w:t>
-      </w:r>
-      <w:proofErr w:type="spellStart"/>
-      <w:r>
-        <w:t>sera</w:t>
-      </w:r>
-      <w:proofErr w:type="spellEnd"/>
-      <w:r>
-        <w:t xml:space="preserve"> de restaurar, lo que </w:t>
-      </w:r>
-      <w:proofErr w:type="spellStart"/>
-      <w:r>
-        <w:t>hara</w:t>
-      </w:r>
-      <w:proofErr w:type="spellEnd"/>
-      <w:r>
-        <w:t xml:space="preserve"> que ese registro vuelva a la pestaña en la que estaba antes de ser eliminado, y por </w:t>
-      </w:r>
-      <w:proofErr w:type="spellStart"/>
-      <w:r>
-        <w:t>ultimo</w:t>
-      </w:r>
-      <w:proofErr w:type="spellEnd"/>
-      <w:r>
-        <w:t xml:space="preserve"> la </w:t>
-      </w:r>
-      <w:proofErr w:type="spellStart"/>
-      <w:r>
-        <w:t>opcion</w:t>
-      </w:r>
-      <w:proofErr w:type="spellEnd"/>
-      <w:r>
-        <w:t xml:space="preserve"> de borrar. lo que </w:t>
-      </w:r>
-      <w:proofErr w:type="spellStart"/>
-      <w:r>
-        <w:t>hara</w:t>
-      </w:r>
-      <w:proofErr w:type="spellEnd"/>
-      <w:r>
-        <w:t xml:space="preserve"> que elimine el registro de manera permanente. al seleccionar el </w:t>
-      </w:r>
-      <w:proofErr w:type="spellStart"/>
-      <w:r>
-        <w:t>boton</w:t>
-      </w:r>
-      <w:proofErr w:type="spellEnd"/>
-      <w:r>
-        <w:t xml:space="preserve"> de borrar o de vaciar papelera, </w:t>
-      </w:r>
-      <w:proofErr w:type="spellStart"/>
-      <w:r>
-        <w:t>aparecera</w:t>
-      </w:r>
-      <w:proofErr w:type="spellEnd"/>
-      <w:r>
-        <w:t xml:space="preserve"> un aviso que </w:t>
-      </w:r>
-      <w:proofErr w:type="spellStart"/>
-      <w:r>
-        <w:t>dira</w:t>
-      </w:r>
-      <w:proofErr w:type="spellEnd"/>
-      <w:r>
-        <w:t xml:space="preserve"> "Estas seguro de que quieres eliminar el registro". al darle que </w:t>
-      </w:r>
-      <w:proofErr w:type="spellStart"/>
-      <w:r>
-        <w:t>si</w:t>
-      </w:r>
-      <w:proofErr w:type="spellEnd"/>
-      <w:r>
-        <w:t xml:space="preserve">, se eliminara definitivamente, al darle que no, estos </w:t>
+        <w:t xml:space="preserve">enviara a una papelera de reciclaje, que estara ubicada en el menu lateral en la parte inferior del todo representada de color negro. dentro de la papelea de reciclaje apareceran todos los refistros eliminados y una opcion de vaciar papelera, lo que eliminara los registros de manera permanente. tambien, al seleccionar los registros eliminados, apareceran 3 opciones, una que sera visualizar,con esta podremos ver toda la informacion de ese registro. Otra sera de restaurar, lo que hara que ese registro vuelva a la pestaña en la que estaba antes de ser eliminado, y por ultimo la opcion de borrar. lo que hara que elimine el registro de manera permanente. al seleccionar el boton de borrar o de vaciar papelera, aparecera un aviso que dira "Estas seguro de que quieres eliminar el registro". al darle que si, se eliminara definitivamente, al darle que no, estos </w:t>
       </w:r>
       <w:r>
         <w:t>permanecerán</w:t>
       </w:r>
       <w:r>
         <w:t xml:space="preserve"> en la papelera de reciclaje</w:t>
-      </w:r>
-    </w:p>
-    <w:p>
-      <w:r>
-        <w:rPr>
-          <w:highlight w:val="yellow"/>
-        </w:rPr>
-        <w:t>----</w:t>
-      </w:r>
-      <w:r>
-        <w:rPr>
-          <w:highlight w:val="yellow"/>
-        </w:rPr>
-        <w:t xml:space="preserve"> Nuevo</w:t>
       </w:r>
     </w:p>
     <w:p>
@@ -875,6 +614,44 @@
       </w:r>
       <w:r>
         <w:t>inicio de sesión por este, también aumentaremos el tamaño del logo para que se vea mejor</w:t>
+      </w:r>
+    </w:p>
+    <w:p>
+      <w:r>
+        <w:rPr>
+          <w:highlight w:val="yellow"/>
+        </w:rPr>
+        <w:t>---- Nuevo</w:t>
+      </w:r>
+    </w:p>
+    <w:p>
+      <w:r>
+        <w:lastRenderedPageBreak/>
+        <w:t>Vamos a agregar una nueva opción</w:t>
+      </w:r>
+      <w:r>
+        <w:t xml:space="preserve"> de que estará ubicada en entre la opción de resumen de cuentas y la de papelera</w:t>
+      </w:r>
+      <w:r>
+        <w:t>, la cual se llamará productos</w:t>
+      </w:r>
+      <w:r>
+        <w:t xml:space="preserve"> y será de color café</w:t>
+      </w:r>
+      <w:r>
+        <w:t>, esta pestaña servirá para poder tener unos productos para consultar sus precios y cantidades</w:t>
+      </w:r>
+      <w:r>
+        <w:t xml:space="preserve"> y hacer una comparación de los costos entre tiendas. El funcionamiento será el siguiente: habrá un botón para agregar un nuevo producto, aquí solo pedirá el nombre. Una vez se cree el producto, al hacer click en él, se abrirá un cajón donde podrá ver todos los registros, para crear un nuevo registro </w:t>
+      </w:r>
+      <w:r>
+        <w:t xml:space="preserve">habrá un botón donde </w:t>
+      </w:r>
+      <w:r>
+        <w:t>se pedirá la siguiente información: Donde se compró, cantidad, medida, precio.</w:t>
+      </w:r>
+      <w:r>
+        <w:t xml:space="preserve"> Estos registros tendrán también la opción de editar y de eliminar</w:t>
       </w:r>
     </w:p>
     <w:p/>
